--- a/文档/软著功能计划.docx
+++ b/文档/软著功能计划.docx
@@ -171,7 +171,62 @@
           <w:bCs/>
           <w:b/>
         </w:rPr>
-        <w:t xml:space="preserve">系统全部算法严格依据论文实现，不含超出论文范围的假设或改动。</w:t>
+        <w:t xml:space="preserve">系统的算法主体严格依据论文实现</w:t>
+      </w:r>
+      <w:r>
+        <w:t xml:space="preserve">：判断矩阵构造与一致性检验、四类指标标准化、按微地质单元分别定权、面积加权合成、三级判定阈值、五项限制性条件一票否决，均按论文给定的公式、权重表与理想取值落地。</w:t>
+      </w:r>
+    </w:p>
+    <w:p>
+      <w:pPr>
+        <w:pStyle w:val="BodyText"/>
+      </w:pPr>
+      <w:r>
+        <w:t xml:space="preserve">有两处论文未给出细则、由系统补充约定（已在说明书中写明，也便于复核）：</w:t>
+      </w:r>
+    </w:p>
+    <w:p>
+      <w:pPr>
+        <w:pStyle w:val="BodyText"/>
+      </w:pPr>
+      <w:r>
+        <w:t xml:space="preserve">一、</w:t>
+      </w:r>
+      <w:r>
+        <w:rPr>
+          <w:bCs/>
+          <w:b/>
+        </w:rPr>
+        <w:t xml:space="preserve">坡度超过 25° 后如何衰减</w:t>
+      </w:r>
+      <w:r>
+        <w:t xml:space="preserve">：论文只给出"25° 为陡坡分界"，未给分界之后的折算方式；系统按 25°–90° 线性折减、90° 记 0 处理，避免得分在分界处突变。</w:t>
+      </w:r>
+    </w:p>
+    <w:p>
+      <w:pPr>
+        <w:pStyle w:val="BodyText"/>
+      </w:pPr>
+      <w:r>
+        <w:t xml:space="preserve">二、</w:t>
+      </w:r>
+      <w:r>
+        <w:rPr>
+          <w:bCs/>
+          <w:b/>
+        </w:rPr>
+        <w:t xml:space="preserve">pH 超出 5–9 后如何衰减</w:t>
+      </w:r>
+      <w:r>
+        <w:t xml:space="preserve">：论文给出理想区间 5–9，未给区间外取值；系统按 4–10 的容差线性衰减到 0。</w:t>
+      </w:r>
+    </w:p>
+    <w:p>
+      <w:pPr>
+        <w:pStyle w:val="BodyText"/>
+      </w:pPr>
+      <w:r>
+        <w:t xml:space="preserve">这两处属于工程补充，不影响论文已规定的部分；评价报告中会随结果一并说明。</w:t>
       </w:r>
     </w:p>
     <w:p>
@@ -218,12 +273,11 @@
     </w:p>
     <w:p>
       <w:pPr>
-        <w:numPr>
-          <w:ilvl w:val="0"/>
-          <w:numId w:val="1001"/>
-        </w:numPr>
-        <w:pStyle w:val="Compact"/>
-      </w:pPr>
+        <w:pStyle w:val="BodyText"/>
+      </w:pPr>
+      <w:r>
+        <w:t xml:space="preserve">三、</w:t>
+      </w:r>
       <w:r>
         <w:rPr>
           <w:bCs/>
@@ -255,12 +309,11 @@
     </w:p>
     <w:p>
       <w:pPr>
-        <w:numPr>
-          <w:ilvl w:val="0"/>
-          <w:numId w:val="1002"/>
-        </w:numPr>
-        <w:pStyle w:val="Compact"/>
-      </w:pPr>
+        <w:pStyle w:val="BodyText"/>
+      </w:pPr>
+      <w:r>
+        <w:t xml:space="preserve">四、</w:t>
+      </w:r>
       <w:r>
         <w:rPr>
           <w:bCs/>
@@ -292,12 +345,11 @@
     </w:p>
     <w:p>
       <w:pPr>
-        <w:numPr>
-          <w:ilvl w:val="0"/>
-          <w:numId w:val="1003"/>
-        </w:numPr>
-        <w:pStyle w:val="Compact"/>
-      </w:pPr>
+        <w:pStyle w:val="BodyText"/>
+      </w:pPr>
+      <w:r>
+        <w:t xml:space="preserve">五、</w:t>
+      </w:r>
       <w:r>
         <w:rPr>
           <w:bCs/>
@@ -311,12 +363,11 @@
     </w:p>
     <w:p>
       <w:pPr>
-        <w:numPr>
-          <w:ilvl w:val="0"/>
-          <w:numId w:val="1003"/>
-        </w:numPr>
-        <w:pStyle w:val="Compact"/>
-      </w:pPr>
+        <w:pStyle w:val="BodyText"/>
+      </w:pPr>
+      <w:r>
+        <w:t xml:space="preserve">六、</w:t>
+      </w:r>
       <w:r>
         <w:rPr>
           <w:bCs/>
@@ -348,12 +399,11 @@
     </w:p>
     <w:p>
       <w:pPr>
-        <w:numPr>
-          <w:ilvl w:val="0"/>
-          <w:numId w:val="1004"/>
-        </w:numPr>
-        <w:pStyle w:val="Compact"/>
-      </w:pPr>
+        <w:pStyle w:val="BodyText"/>
+      </w:pPr>
+      <w:r>
+        <w:t xml:space="preserve">七、</w:t>
+      </w:r>
       <w:r>
         <w:rPr>
           <w:bCs/>
@@ -367,12 +417,11 @@
     </w:p>
     <w:p>
       <w:pPr>
-        <w:numPr>
-          <w:ilvl w:val="0"/>
-          <w:numId w:val="1004"/>
-        </w:numPr>
-        <w:pStyle w:val="Compact"/>
-      </w:pPr>
+        <w:pStyle w:val="BodyText"/>
+      </w:pPr>
+      <w:r>
+        <w:t xml:space="preserve">八、</w:t>
+      </w:r>
       <w:r>
         <w:rPr>
           <w:bCs/>
@@ -404,12 +453,11 @@
     </w:p>
     <w:p>
       <w:pPr>
-        <w:numPr>
-          <w:ilvl w:val="0"/>
-          <w:numId w:val="1005"/>
-        </w:numPr>
-        <w:pStyle w:val="Compact"/>
-      </w:pPr>
+        <w:pStyle w:val="BodyText"/>
+      </w:pPr>
+      <w:r>
+        <w:t xml:space="preserve">九、</w:t>
+      </w:r>
       <w:r>
         <w:rPr>
           <w:bCs/>
@@ -423,12 +471,11 @@
     </w:p>
     <w:p>
       <w:pPr>
-        <w:numPr>
-          <w:ilvl w:val="0"/>
-          <w:numId w:val="1005"/>
-        </w:numPr>
-        <w:pStyle w:val="Compact"/>
-      </w:pPr>
+        <w:pStyle w:val="BodyText"/>
+      </w:pPr>
+      <w:r>
+        <w:t xml:space="preserve">十、</w:t>
+      </w:r>
       <w:r>
         <w:rPr>
           <w:bCs/>
@@ -460,12 +507,11 @@
     </w:p>
     <w:p>
       <w:pPr>
-        <w:numPr>
-          <w:ilvl w:val="0"/>
-          <w:numId w:val="1006"/>
-        </w:numPr>
-        <w:pStyle w:val="Compact"/>
-      </w:pPr>
+        <w:pStyle w:val="BodyText"/>
+      </w:pPr>
+      <w:r>
+        <w:t xml:space="preserve">十一、</w:t>
+      </w:r>
       <w:r>
         <w:rPr>
           <w:bCs/>
@@ -479,12 +525,11 @@
     </w:p>
     <w:p>
       <w:pPr>
-        <w:numPr>
-          <w:ilvl w:val="0"/>
-          <w:numId w:val="1006"/>
-        </w:numPr>
-        <w:pStyle w:val="Compact"/>
-      </w:pPr>
+        <w:pStyle w:val="BodyText"/>
+      </w:pPr>
+      <w:r>
+        <w:t xml:space="preserve">十二、</w:t>
+      </w:r>
       <w:r>
         <w:rPr>
           <w:bCs/>
@@ -508,12 +553,11 @@
     </w:p>
     <w:p>
       <w:pPr>
-        <w:numPr>
-          <w:ilvl w:val="0"/>
-          <w:numId w:val="1006"/>
-        </w:numPr>
-        <w:pStyle w:val="Compact"/>
-      </w:pPr>
+        <w:pStyle w:val="BodyText"/>
+      </w:pPr>
+      <w:r>
+        <w:t xml:space="preserve">十三、</w:t>
+      </w:r>
       <w:r>
         <w:rPr>
           <w:bCs/>
@@ -527,12 +571,11 @@
     </w:p>
     <w:p>
       <w:pPr>
-        <w:numPr>
-          <w:ilvl w:val="0"/>
-          <w:numId w:val="1006"/>
-        </w:numPr>
-        <w:pStyle w:val="Compact"/>
-      </w:pPr>
+        <w:pStyle w:val="BodyText"/>
+      </w:pPr>
+      <w:r>
+        <w:t xml:space="preserve">十四、</w:t>
+      </w:r>
       <w:r>
         <w:rPr>
           <w:bCs/>
@@ -564,12 +607,11 @@
     </w:p>
     <w:p>
       <w:pPr>
-        <w:numPr>
-          <w:ilvl w:val="0"/>
-          <w:numId w:val="1007"/>
-        </w:numPr>
-        <w:pStyle w:val="Compact"/>
-      </w:pPr>
+        <w:pStyle w:val="BodyText"/>
+      </w:pPr>
+      <w:r>
+        <w:t xml:space="preserve">十五、</w:t>
+      </w:r>
       <w:r>
         <w:rPr>
           <w:bCs/>
@@ -583,12 +625,11 @@
     </w:p>
     <w:p>
       <w:pPr>
-        <w:numPr>
-          <w:ilvl w:val="0"/>
-          <w:numId w:val="1007"/>
-        </w:numPr>
-        <w:pStyle w:val="Compact"/>
-      </w:pPr>
+        <w:pStyle w:val="BodyText"/>
+      </w:pPr>
+      <w:r>
+        <w:t xml:space="preserve">十六、</w:t>
+      </w:r>
       <w:r>
         <w:rPr>
           <w:bCs/>
@@ -620,12 +661,11 @@
     </w:p>
     <w:p>
       <w:pPr>
-        <w:numPr>
-          <w:ilvl w:val="0"/>
-          <w:numId w:val="1008"/>
-        </w:numPr>
-        <w:pStyle w:val="Compact"/>
-      </w:pPr>
+        <w:pStyle w:val="BodyText"/>
+      </w:pPr>
+      <w:r>
+        <w:t xml:space="preserve">十七、</w:t>
+      </w:r>
       <w:r>
         <w:rPr>
           <w:bCs/>
@@ -639,12 +679,11 @@
     </w:p>
     <w:p>
       <w:pPr>
-        <w:numPr>
-          <w:ilvl w:val="0"/>
-          <w:numId w:val="1008"/>
-        </w:numPr>
-        <w:pStyle w:val="Compact"/>
-      </w:pPr>
+        <w:pStyle w:val="BodyText"/>
+      </w:pPr>
+      <w:r>
+        <w:t xml:space="preserve">十八、</w:t>
+      </w:r>
       <w:r>
         <w:rPr>
           <w:bCs/>
@@ -653,17 +692,82 @@
         <w:t xml:space="preserve">标准化取值</w:t>
       </w:r>
       <w:r>
-        <w:t xml:space="preserve">：全部采用论文给定的理想极值，包括土石比 0.8、土层厚度 20 cm、pH 5~9、有机质 30 g/kg、重金属按《绿化种植土壤》IV 级最高值、植被覆盖度 75%、多样性 0.7、坡度以 25° 为分界、坡向按阳坡 0.2 / 阴阳坡 0.6 / 阴坡 1.0 赋值。这些取值在系统中可调整，以适应不同区域。</w:t>
-      </w:r>
-    </w:p>
-    <w:p>
-      <w:pPr>
-        <w:numPr>
-          <w:ilvl w:val="0"/>
-          <w:numId w:val="1008"/>
-        </w:numPr>
-        <w:pStyle w:val="Compact"/>
-      </w:pPr>
+        <w:t xml:space="preserve">：全部采用论文给定的理想极值，包括土石比 0.8、土层厚度 20 cm、pH 5~9、有机质 30 g/kg、重金属按《绿化种植土壤》IV 级最高值、植被覆盖度 75%、多样性 0.7、坡度以 25° 为分界、坡向按阳坡 0.2 / 阴阳坡 0.6 / 阴坡 1.0 赋值。</w:t>
+      </w:r>
+    </w:p>
+    <w:p>
+      <w:pPr>
+        <w:pStyle w:val="BodyText"/>
+      </w:pPr>
+      <w:r>
+        <w:t xml:space="preserve">（一）</w:t>
+      </w:r>
+      <w:r>
+        <w:rPr>
+          <w:bCs/>
+          <w:b/>
+        </w:rPr>
+        <w:t xml:space="preserve">可调整的</w:t>
+      </w:r>
+      <w:r>
+        <w:t xml:space="preserve">：各指标的</w:t>
+      </w:r>
+      <w:r>
+        <w:rPr>
+          <w:bCs/>
+          <w:b/>
+        </w:rPr>
+        <w:t xml:space="preserve">数值型理想取值</w:t>
+      </w:r>
+      <w:r>
+        <w:t xml:space="preserve">，以及每个图斑的</w:t>
+      </w:r>
+      <w:r>
+        <w:rPr>
+          <w:bCs/>
+          <w:b/>
+        </w:rPr>
+        <w:t xml:space="preserve">参照生态系统基准值</w:t>
+      </w:r>
+      <w:r>
+        <w:t xml:space="preserve">（植被覆盖度、生物多样性），均可在界面上维护，并直接参与标准化计算。</w:t>
+      </w:r>
+    </w:p>
+    <w:p>
+      <w:pPr>
+        <w:pStyle w:val="BodyText"/>
+      </w:pPr>
+      <w:r>
+        <w:t xml:space="preserve">（二）</w:t>
+      </w:r>
+      <w:r>
+        <w:rPr>
+          <w:bCs/>
+          <w:b/>
+        </w:rPr>
+        <w:t xml:space="preserve">不可调整的</w:t>
+      </w:r>
+      <w:r>
+        <w:t xml:space="preserve">：坡度以 25° 为界线性折减、坡向按三类离散赋值这类来自论文的</w:t>
+      </w:r>
+      <w:r>
+        <w:rPr>
+          <w:bCs/>
+          <w:b/>
+        </w:rPr>
+        <w:t xml:space="preserve">规则型取值</w:t>
+      </w:r>
+      <w:r>
+        <w:t xml:space="preserve">，固化在算法中。</w:t>
+      </w:r>
+    </w:p>
+    <w:p>
+      <w:pPr>
+        <w:pStyle w:val="BodyText"/>
+      </w:pPr>
+      <w:r>
+        <w:t xml:space="preserve">十九、</w:t>
+      </w:r>
       <w:r>
         <w:rPr>
           <w:bCs/>
@@ -695,12 +799,11 @@
     </w:p>
     <w:p>
       <w:pPr>
-        <w:numPr>
-          <w:ilvl w:val="0"/>
-          <w:numId w:val="1009"/>
-        </w:numPr>
-        <w:pStyle w:val="Compact"/>
-      </w:pPr>
+        <w:pStyle w:val="BodyText"/>
+      </w:pPr>
+      <w:r>
+        <w:t xml:space="preserve">二十、</w:t>
+      </w:r>
       <w:r>
         <w:rPr>
           <w:bCs/>
@@ -714,12 +817,11 @@
     </w:p>
     <w:p>
       <w:pPr>
-        <w:numPr>
-          <w:ilvl w:val="0"/>
-          <w:numId w:val="1009"/>
-        </w:numPr>
-        <w:pStyle w:val="Compact"/>
-      </w:pPr>
+        <w:pStyle w:val="BodyText"/>
+      </w:pPr>
+      <w:r>
+        <w:t xml:space="preserve">二十一、</w:t>
+      </w:r>
       <w:r>
         <w:rPr>
           <w:bCs/>
@@ -1059,79 +1161,55 @@
     </w:p>
     <w:p>
       <w:pPr>
-        <w:numPr>
-          <w:ilvl w:val="0"/>
-          <w:numId w:val="1010"/>
-        </w:numPr>
-        <w:pStyle w:val="Compact"/>
-      </w:pPr>
-      <w:r>
-        <w:t xml:space="preserve">源程序与文档各取前、后连续 30 页，共 60 页；</w:t>
-      </w:r>
-    </w:p>
-    <w:p>
-      <w:pPr>
-        <w:numPr>
-          <w:ilvl w:val="0"/>
-          <w:numId w:val="1010"/>
-        </w:numPr>
-        <w:pStyle w:val="Compact"/>
-      </w:pPr>
-      <w:r>
-        <w:t xml:space="preserve">源程序每页不少于 50 行，文档每页不少于 30 行；</w:t>
-      </w:r>
-    </w:p>
-    <w:p>
-      <w:pPr>
-        <w:numPr>
-          <w:ilvl w:val="0"/>
-          <w:numId w:val="1010"/>
-        </w:numPr>
-        <w:pStyle w:val="Compact"/>
-      </w:pPr>
-      <w:r>
-        <w:t xml:space="preserve">页眉标注软件名称与版本号，须与申请表完全一致；</w:t>
-      </w:r>
-    </w:p>
-    <w:p>
-      <w:pPr>
-        <w:numPr>
-          <w:ilvl w:val="0"/>
-          <w:numId w:val="1010"/>
-        </w:numPr>
-        <w:pStyle w:val="Compact"/>
-      </w:pPr>
-      <w:r>
-        <w:t xml:space="preserve">页码标注于右上角；</w:t>
-      </w:r>
-    </w:p>
-    <w:p>
-      <w:pPr>
-        <w:numPr>
-          <w:ilvl w:val="0"/>
-          <w:numId w:val="1010"/>
-        </w:numPr>
-        <w:pStyle w:val="Compact"/>
-      </w:pPr>
-      <w:r>
-        <w:t xml:space="preserve">源程序最后一页应为程序的结束页；</w:t>
-      </w:r>
-    </w:p>
-    <w:p>
-      <w:pPr>
-        <w:numPr>
-          <w:ilvl w:val="0"/>
-          <w:numId w:val="1010"/>
-        </w:numPr>
-        <w:pStyle w:val="Compact"/>
-      </w:pPr>
-      <w:r>
-        <w:t xml:space="preserve">A4 纸、纵向、单面打印。</w:t>
-      </w:r>
-    </w:p>
-    <w:p>
-      <w:pPr>
-        <w:pStyle w:val="FirstParagraph"/>
+        <w:pStyle w:val="BodyText"/>
+      </w:pPr>
+      <w:r>
+        <w:t xml:space="preserve">二十二、源程序与文档各取前、后连续 30 页，共 60 页；</w:t>
+      </w:r>
+    </w:p>
+    <w:p>
+      <w:pPr>
+        <w:pStyle w:val="BodyText"/>
+      </w:pPr>
+      <w:r>
+        <w:t xml:space="preserve">二十三、源程序每页不少于 50 行，文档每页不少于 30 行；</w:t>
+      </w:r>
+    </w:p>
+    <w:p>
+      <w:pPr>
+        <w:pStyle w:val="BodyText"/>
+      </w:pPr>
+      <w:r>
+        <w:t xml:space="preserve">二十四、页眉标注软件名称与版本号，须与申请表完全一致；</w:t>
+      </w:r>
+    </w:p>
+    <w:p>
+      <w:pPr>
+        <w:pStyle w:val="BodyText"/>
+      </w:pPr>
+      <w:r>
+        <w:t xml:space="preserve">二十五、页码标注于右上角；</w:t>
+      </w:r>
+    </w:p>
+    <w:p>
+      <w:pPr>
+        <w:pStyle w:val="BodyText"/>
+      </w:pPr>
+      <w:r>
+        <w:t xml:space="preserve">二十六、源程序最后一页应为程序的结束页；</w:t>
+      </w:r>
+    </w:p>
+    <w:p>
+      <w:pPr>
+        <w:pStyle w:val="BodyText"/>
+      </w:pPr>
+      <w:r>
+        <w:t xml:space="preserve">二十七、A4 纸、纵向、单面打印。</w:t>
+      </w:r>
+    </w:p>
+    <w:p>
+      <w:pPr>
+        <w:pStyle w:val="BodyText"/>
       </w:pPr>
       <w:r>
         <w:t xml:space="preserve">按上述要求，源程序有效代码规模需达到约 3000～3600 行。</w:t>
@@ -1455,12 +1533,11 @@
     </w:p>
     <w:p>
       <w:pPr>
-        <w:numPr>
-          <w:ilvl w:val="0"/>
-          <w:numId w:val="1011"/>
-        </w:numPr>
-        <w:pStyle w:val="Compact"/>
-      </w:pPr>
+        <w:pStyle w:val="FirstParagraph"/>
+      </w:pPr>
+      <w:r>
+        <w:t xml:space="preserve">二十八、</w:t>
+      </w:r>
       <w:r>
         <w:rPr>
           <w:bCs/>
@@ -1474,12 +1551,11 @@
     </w:p>
     <w:p>
       <w:pPr>
-        <w:numPr>
-          <w:ilvl w:val="0"/>
-          <w:numId w:val="1011"/>
-        </w:numPr>
-        <w:pStyle w:val="Compact"/>
-      </w:pPr>
+        <w:pStyle w:val="BodyText"/>
+      </w:pPr>
+      <w:r>
+        <w:t xml:space="preserve">二十九、</w:t>
+      </w:r>
       <w:r>
         <w:rPr>
           <w:bCs/>
@@ -1493,12 +1569,11 @@
     </w:p>
     <w:p>
       <w:pPr>
-        <w:numPr>
-          <w:ilvl w:val="0"/>
-          <w:numId w:val="1011"/>
-        </w:numPr>
-        <w:pStyle w:val="Compact"/>
-      </w:pPr>
+        <w:pStyle w:val="BodyText"/>
+      </w:pPr>
+      <w:r>
+        <w:t xml:space="preserve">三十、</w:t>
+      </w:r>
       <w:r>
         <w:rPr>
           <w:bCs/>
@@ -1512,12 +1587,11 @@
     </w:p>
     <w:p>
       <w:pPr>
-        <w:numPr>
-          <w:ilvl w:val="0"/>
-          <w:numId w:val="1011"/>
-        </w:numPr>
-        <w:pStyle w:val="Compact"/>
-      </w:pPr>
+        <w:pStyle w:val="BodyText"/>
+      </w:pPr>
+      <w:r>
+        <w:t xml:space="preserve">三十一、</w:t>
+      </w:r>
       <w:r>
         <w:rPr>
           <w:bCs/>
@@ -1637,229 +1711,8 @@
       </w:pPr>
     </w:lvl>
   </w:abstractNum>
-  <w:abstractNum w:abstractNumId="991">
-    <w:nsid w:val="A991"/>
-    <w:multiLevelType w:val="multilevel"/>
-    <w:lvl w:ilvl="0">
-      <w:numFmt w:val="bullet"/>
-      <w:lvlText w:val="•"/>
-      <w:lvlJc w:val="left"/>
-      <w:pPr>
-        <w:ind w:left="720" w:hanging="480"/>
-      </w:pPr>
-    </w:lvl>
-    <w:lvl w:ilvl="1">
-      <w:numFmt w:val="bullet"/>
-      <w:lvlText w:val="–"/>
-      <w:lvlJc w:val="left"/>
-      <w:pPr>
-        <w:ind w:left="1440" w:hanging="480"/>
-      </w:pPr>
-    </w:lvl>
-    <w:lvl w:ilvl="2">
-      <w:numFmt w:val="bullet"/>
-      <w:lvlText w:val="•"/>
-      <w:lvlJc w:val="left"/>
-      <w:pPr>
-        <w:ind w:left="2160" w:hanging="480"/>
-      </w:pPr>
-    </w:lvl>
-    <w:lvl w:ilvl="3">
-      <w:numFmt w:val="bullet"/>
-      <w:lvlText w:val="–"/>
-      <w:lvlJc w:val="left"/>
-      <w:pPr>
-        <w:ind w:left="2880" w:hanging="480"/>
-      </w:pPr>
-    </w:lvl>
-    <w:lvl w:ilvl="4">
-      <w:numFmt w:val="bullet"/>
-      <w:lvlText w:val="•"/>
-      <w:lvlJc w:val="left"/>
-      <w:pPr>
-        <w:ind w:left="3600" w:hanging="480"/>
-      </w:pPr>
-    </w:lvl>
-    <w:lvl w:ilvl="5">
-      <w:numFmt w:val="bullet"/>
-      <w:lvlText w:val="–"/>
-      <w:lvlJc w:val="left"/>
-      <w:pPr>
-        <w:ind w:left="4320" w:hanging="480"/>
-      </w:pPr>
-    </w:lvl>
-    <w:lvl w:ilvl="6">
-      <w:numFmt w:val="bullet"/>
-      <w:lvlText w:val="•"/>
-      <w:lvlJc w:val="left"/>
-      <w:pPr>
-        <w:ind w:left="5040" w:hanging="480"/>
-      </w:pPr>
-    </w:lvl>
-    <w:lvl w:ilvl="7">
-      <w:numFmt w:val="bullet"/>
-      <w:lvlText w:val="–"/>
-      <w:lvlJc w:val="left"/>
-      <w:pPr>
-        <w:ind w:left="5760" w:hanging="480"/>
-      </w:pPr>
-    </w:lvl>
-    <w:lvl w:ilvl="8">
-      <w:numFmt w:val="bullet"/>
-      <w:lvlText w:val="•"/>
-      <w:lvlJc w:val="left"/>
-      <w:pPr>
-        <w:ind w:left="6480" w:hanging="480"/>
-      </w:pPr>
-    </w:lvl>
-  </w:abstractNum>
-  <w:abstractNum w:abstractNumId="99411">
-    <w:nsid w:val="A99411"/>
-    <w:multiLevelType w:val="multilevel"/>
-    <w:lvl w:ilvl="0">
-      <w:start w:val="1"/>
-      <w:numFmt w:val="decimal"/>
-      <w:lvlText w:val="%1."/>
-      <w:lvlJc w:val="left"/>
-      <w:pPr>
-        <w:ind w:left="720" w:hanging="480"/>
-      </w:pPr>
-    </w:lvl>
-    <w:lvl w:ilvl="1">
-      <w:start w:val="1"/>
-      <w:numFmt w:val="decimal"/>
-      <w:lvlText w:val="%2."/>
-      <w:lvlJc w:val="left"/>
-      <w:pPr>
-        <w:ind w:left="1440" w:hanging="480"/>
-      </w:pPr>
-    </w:lvl>
-    <w:lvl w:ilvl="2">
-      <w:start w:val="1"/>
-      <w:numFmt w:val="decimal"/>
-      <w:lvlText w:val="%3."/>
-      <w:lvlJc w:val="left"/>
-      <w:pPr>
-        <w:ind w:left="2160" w:hanging="480"/>
-      </w:pPr>
-    </w:lvl>
-    <w:lvl w:ilvl="3">
-      <w:start w:val="1"/>
-      <w:numFmt w:val="decimal"/>
-      <w:lvlText w:val="%4."/>
-      <w:lvlJc w:val="left"/>
-      <w:pPr>
-        <w:ind w:left="2880" w:hanging="480"/>
-      </w:pPr>
-    </w:lvl>
-    <w:lvl w:ilvl="4">
-      <w:start w:val="1"/>
-      <w:numFmt w:val="decimal"/>
-      <w:lvlText w:val="%5."/>
-      <w:lvlJc w:val="left"/>
-      <w:pPr>
-        <w:ind w:left="3600" w:hanging="480"/>
-      </w:pPr>
-    </w:lvl>
-    <w:lvl w:ilvl="5">
-      <w:start w:val="1"/>
-      <w:numFmt w:val="decimal"/>
-      <w:lvlText w:val="%6."/>
-      <w:lvlJc w:val="left"/>
-      <w:pPr>
-        <w:ind w:left="4320" w:hanging="480"/>
-      </w:pPr>
-    </w:lvl>
-    <w:lvl w:ilvl="6">
-      <w:start w:val="1"/>
-      <w:numFmt w:val="decimal"/>
-      <w:lvlText w:val="%7."/>
-      <w:lvlJc w:val="left"/>
-      <w:pPr>
-        <w:ind w:left="5040" w:hanging="480"/>
-      </w:pPr>
-    </w:lvl>
-    <w:lvl w:ilvl="7">
-      <w:start w:val="1"/>
-      <w:numFmt w:val="decimal"/>
-      <w:lvlText w:val="%8."/>
-      <w:lvlJc w:val="left"/>
-      <w:pPr>
-        <w:ind w:left="5760" w:hanging="480"/>
-      </w:pPr>
-    </w:lvl>
-    <w:lvl w:ilvl="8">
-      <w:start w:val="1"/>
-      <w:numFmt w:val="decimal"/>
-      <w:lvlText w:val="%9."/>
-      <w:lvlJc w:val="left"/>
-      <w:pPr>
-        <w:ind w:left="6480" w:hanging="480"/>
-      </w:pPr>
-    </w:lvl>
-  </w:abstractNum>
   <w:num w:numId="1000">
     <w:abstractNumId w:val="990"/>
-  </w:num>
-  <w:num w:numId="1001">
-    <w:abstractNumId w:val="991"/>
-  </w:num>
-  <w:num w:numId="1002">
-    <w:abstractNumId w:val="991"/>
-  </w:num>
-  <w:num w:numId="1003">
-    <w:abstractNumId w:val="991"/>
-  </w:num>
-  <w:num w:numId="1004">
-    <w:abstractNumId w:val="991"/>
-  </w:num>
-  <w:num w:numId="1005">
-    <w:abstractNumId w:val="991"/>
-  </w:num>
-  <w:num w:numId="1006">
-    <w:abstractNumId w:val="991"/>
-  </w:num>
-  <w:num w:numId="1007">
-    <w:abstractNumId w:val="991"/>
-  </w:num>
-  <w:num w:numId="1008">
-    <w:abstractNumId w:val="991"/>
-  </w:num>
-  <w:num w:numId="1009">
-    <w:abstractNumId w:val="991"/>
-  </w:num>
-  <w:num w:numId="1010">
-    <w:abstractNumId w:val="991"/>
-  </w:num>
-  <w:num w:numId="1011">
-    <w:abstractNumId w:val="99411"/>
-    <w:lvlOverride w:ilvl="0">
-      <w:startOverride w:val="1"/>
-    </w:lvlOverride>
-    <w:lvlOverride w:ilvl="1">
-      <w:startOverride w:val="1"/>
-    </w:lvlOverride>
-    <w:lvlOverride w:ilvl="2">
-      <w:startOverride w:val="1"/>
-    </w:lvlOverride>
-    <w:lvlOverride w:ilvl="3">
-      <w:startOverride w:val="1"/>
-    </w:lvlOverride>
-    <w:lvlOverride w:ilvl="4">
-      <w:startOverride w:val="1"/>
-    </w:lvlOverride>
-    <w:lvlOverride w:ilvl="5">
-      <w:startOverride w:val="1"/>
-    </w:lvlOverride>
-    <w:lvlOverride w:ilvl="6">
-      <w:startOverride w:val="1"/>
-    </w:lvlOverride>
-    <w:lvlOverride w:ilvl="7">
-      <w:startOverride w:val="1"/>
-    </w:lvlOverride>
-    <w:lvlOverride w:ilvl="8">
-      <w:startOverride w:val="1"/>
-    </w:lvlOverride>
   </w:num>
 </w:numbering>
 </file>

--- a/文档/软著功能计划.docx
+++ b/文档/软著功能计划.docx
@@ -129,7 +129,7 @@
         <w:pStyle w:val="FirstParagraph"/>
       </w:pPr>
       <w:r>
-        <w:t xml:space="preserve">本系统将论文建立的矿山自然恢复适宜性评价方法，做成一套可以操作、可以计算的软件。</w:t>
+        <w:t xml:space="preserve">本系统把矿山自然恢复适宜性评价方法做成一套可以操作、可以计算的软件。</w:t>
       </w:r>
     </w:p>
     <w:p>
@@ -144,7 +144,7 @@
         <w:t xml:space="preserve">为什么要做</w:t>
       </w:r>
       <w:r>
-        <w:t xml:space="preserve">：论文建立的评价方法，手工执行比较繁琐——评价要按岩质边坡、碎石土边坡、平台三类微地质单元分别定权、分别算分，再用 AHP 方法反复校验权重一致性，最后按面积加权。做成软件后，这些计算可以自动完成，结果可查询、可复核。</w:t>
+        <w:t xml:space="preserve">：整套评价方法手工执行比较繁琐——评价要按岩质边坡、碎石土边坡、平台三类微地质单元分别定权、分别算分，再用 AHP 方法反复校验权重一致性，最后按面积加权。做成软件后，这些计算可以自动完成，结果可查询、可复核。</w:t>
       </w:r>
     </w:p>
     <w:p>
@@ -171,18 +171,18 @@
           <w:bCs/>
           <w:b/>
         </w:rPr>
-        <w:t xml:space="preserve">系统的算法主体严格依据论文实现</w:t>
-      </w:r>
-      <w:r>
-        <w:t xml:space="preserve">：判断矩阵构造与一致性检验、四类指标标准化、按微地质单元分别定权、面积加权合成、三级判定阈值、五项限制性条件一票否决，均按论文给定的公式、权重表与理想取值落地。</w:t>
-      </w:r>
-    </w:p>
-    <w:p>
-      <w:pPr>
-        <w:pStyle w:val="BodyText"/>
-      </w:pPr>
-      <w:r>
-        <w:t xml:space="preserve">有两处论文未给出细则、由系统补充约定（已在说明书中写明，也便于复核）：</w:t>
+        <w:t xml:space="preserve">系统的算法主体严格按评价方法实现</w:t>
+      </w:r>
+      <w:r>
+        <w:t xml:space="preserve">：判断矩阵构造与一致性检验、四类指标标准化、按微地质单元分别定权、面积加权合成、三级判定阈值、五项限制性条件一票否决，均按评价方法给定的公式、权重与理想取值落地。</w:t>
+      </w:r>
+    </w:p>
+    <w:p>
+      <w:pPr>
+        <w:pStyle w:val="BodyText"/>
+      </w:pPr>
+      <w:r>
+        <w:t xml:space="preserve">有两处评价方法未给出细则、由系统补充约定（已在说明书中写明，也便于复核）：</w:t>
       </w:r>
     </w:p>
     <w:p>
@@ -200,7 +200,7 @@
         <w:t xml:space="preserve">坡度超过 25° 后如何衰减</w:t>
       </w:r>
       <w:r>
-        <w:t xml:space="preserve">：论文只给出"25° 为陡坡分界"，未给分界之后的折算方式；系统按 25°–90° 线性折减、90° 记 0 处理，避免得分在分界处突变。</w:t>
+        <w:t xml:space="preserve">：评价方法只给出"25° 为陡坡分界"，未给分界之后的折算方式；系统按 25°–90° 线性折减、90° 记 0 处理，避免得分在分界处突变。</w:t>
       </w:r>
     </w:p>
     <w:p>
@@ -218,15 +218,15 @@
         <w:t xml:space="preserve">pH 超出 5–9 后如何衰减</w:t>
       </w:r>
       <w:r>
-        <w:t xml:space="preserve">：论文给出理想区间 5–9，未给区间外取值；系统按 4–10 的容差线性衰减到 0。</w:t>
-      </w:r>
-    </w:p>
-    <w:p>
-      <w:pPr>
-        <w:pStyle w:val="BodyText"/>
-      </w:pPr>
-      <w:r>
-        <w:t xml:space="preserve">这两处属于工程补充，不影响论文已规定的部分；评价报告中会随结果一并说明。</w:t>
+        <w:t xml:space="preserve">：评价方法给出理想区间 5–9，未给区间外取值；系统按 4–10 的容差线性衰减到 0。</w:t>
+      </w:r>
+    </w:p>
+    <w:p>
+      <w:pPr>
+        <w:pStyle w:val="BodyText"/>
+      </w:pPr>
+      <w:r>
+        <w:t xml:space="preserve">这两处属于工程补充，不影响评价方法已规定的部分；评价报告中会随结果一并说明。</w:t>
       </w:r>
     </w:p>
     <w:p>
@@ -286,7 +286,7 @@
         <w:t xml:space="preserve">基于</w:t>
       </w:r>
       <w:r>
-        <w:t xml:space="preserve">：软件运行的基本管理需要，非论文内容。</w:t>
+        <w:t xml:space="preserve">：软件运行的基本管理需要，非评价方法内容。</w:t>
       </w:r>
     </w:p>
     <w:bookmarkEnd w:id="22"/>
@@ -319,10 +319,10 @@
           <w:bCs/>
           <w:b/>
         </w:rPr>
-        <w:t xml:space="preserve">基于</w:t>
-      </w:r>
-      <w:r>
-        <w:t xml:space="preserve">：论文 4.2.2 节，植被覆盖度和生物多样性指标"参考参照生态系统，分别为 75% 和 0.7"。参照生态系统是后续标准化的基准，因此与矿山图斑绑定管理。</w:t>
+        <w:t xml:space="preserve">取值</w:t>
+      </w:r>
+      <w:r>
+        <w:t xml:space="preserve">：植被覆盖度和生物多样性指标"参考参照生态系统，分别为 75% 和 0.7"。参照生态系统是后续标准化的基准，因此与矿山图斑绑定管理。</w:t>
       </w:r>
     </w:p>
     <w:bookmarkEnd w:id="23"/>
@@ -340,7 +340,7 @@
         <w:pStyle w:val="FirstParagraph"/>
       </w:pPr>
       <w:r>
-        <w:t xml:space="preserve">收录论文梳理的 11 项地方标准与政策文件，并把其中的判定条件整理成可执行的规则，支持比较同一指标在不同省份的阈值差异。</w:t>
+        <w:t xml:space="preserve">收录内置的 11 项地方标准与政策文件，并把其中的判定条件整理成可执行的规则，支持比较同一指标在不同省份的阈值差异。</w:t>
       </w:r>
     </w:p>
     <w:p>
@@ -355,10 +355,10 @@
           <w:bCs/>
           <w:b/>
         </w:rPr>
-        <w:t xml:space="preserve">基于</w:t>
-      </w:r>
-      <w:r>
-        <w:t xml:space="preserve">：论文第 3 节及表 1。含辽宁、湖北、内蒙古、江西、宁夏 5 项地方标准，安徽、山东、湖南、新疆、广西、西藏 6 项政策文件。</w:t>
+        <w:t xml:space="preserve">收录范围</w:t>
+      </w:r>
+      <w:r>
+        <w:t xml:space="preserve">：辽宁、湖北、内蒙古、江西、宁夏 5 项地方标准，安徽、山东、湖南、新疆、广西、西藏 6 项政策文件。</w:t>
       </w:r>
     </w:p>
     <w:p>
@@ -377,6 +377,24 @@
       </w:r>
       <w:r>
         <w:t xml:space="preserve">：评价人员不必再翻阅多份文件人工比对。例如植被覆盖度，辽宁要求 ≥50%、湖南要求 &gt;75%、新疆要求达到周边的 30%，系统可直接列出对比。</w:t>
+      </w:r>
+    </w:p>
+    <w:p>
+      <w:pPr>
+        <w:pStyle w:val="BodyText"/>
+      </w:pPr>
+      <w:r>
+        <w:t xml:space="preserve">七、</w:t>
+      </w:r>
+      <w:r>
+        <w:rPr>
+          <w:bCs/>
+          <w:b/>
+        </w:rPr>
+        <w:t xml:space="preserve">结论对照</w:t>
+      </w:r>
+      <w:r>
+        <w:t xml:space="preserve">：评价完成后，把评价结论与图斑所在省份的文件逐条对照，给出「符合」「不符合」「待人工判断」三种结果，并写明每条判定所依据的系统内数据；某省份未收录文件时明确提示，不拿其他省份的口径代替。该功能只做对照，不参与评价计算。</w:t>
       </w:r>
     </w:p>
     <w:bookmarkEnd w:id="24"/>
@@ -409,10 +427,10 @@
           <w:bCs/>
           <w:b/>
         </w:rPr>
-        <w:t xml:space="preserve">基于</w:t>
-      </w:r>
-      <w:r>
-        <w:t xml:space="preserve">：论文表 2 第四章限制性指标，以及 4.1 节评价流程。</w:t>
+        <w:t xml:space="preserve">依据</w:t>
+      </w:r>
+      <w:r>
+        <w:t xml:space="preserve">：评价指标清单中的限制性指标，以及评价流程的先后顺序。</w:t>
       </w:r>
     </w:p>
     <w:p>
@@ -430,7 +448,7 @@
         <w:t xml:space="preserve">说明</w:t>
       </w:r>
       <w:r>
-        <w:t xml:space="preserve">：论文明确"土壤污染状况同时作为限制性指标与评价指标"，因此该指标既参与这里的判定，也参与后续打分。</w:t>
+        <w:t xml:space="preserve">：评价方法明确"土壤污染状况同时作为限制性指标与评价指标"，因此该指标既参与这里的判定，也参与后续打分。</w:t>
       </w:r>
     </w:p>
     <w:bookmarkEnd w:id="25"/>
@@ -463,10 +481,10 @@
           <w:bCs/>
           <w:b/>
         </w:rPr>
-        <w:t xml:space="preserve">基于</w:t>
-      </w:r>
-      <w:r>
-        <w:t xml:space="preserve">：论文 4.1 节"按照地形地貌划分，将其划分为平台、碎石边坡和岩质边坡三种地质微单元类型，并计算各种地形面积占比"。</w:t>
+        <w:t xml:space="preserve">依据</w:t>
+      </w:r>
+      <w:r>
+        <w:t xml:space="preserve">：评价流程"按照地形地貌划分，将其划分为平台、碎石边坡和岩质边坡三种地质微单元类型，并计算各种地形面积占比"。</w:t>
       </w:r>
     </w:p>
     <w:p>
@@ -484,7 +502,7 @@
         <w:t xml:space="preserve">说明</w:t>
       </w:r>
       <w:r>
-        <w:t xml:space="preserve">：面积占比即式(9) 中的权重系数。论文案例中三类单元分别占 13.86%、62.95%、23.19%。</w:t>
+        <w:t xml:space="preserve">：面积占比即加权合成公式中的权重系数。示例案例中三类单元分别占 13.86%、62.95%、23.19%。</w:t>
       </w:r>
     </w:p>
     <w:bookmarkEnd w:id="26"/>
@@ -517,10 +535,10 @@
           <w:bCs/>
           <w:b/>
         </w:rPr>
-        <w:t xml:space="preserve">基于</w:t>
-      </w:r>
-      <w:r>
-        <w:t xml:space="preserve">：论文 4.2.1 节，式(1)–(7)。</w:t>
+        <w:t xml:space="preserve">依据</w:t>
+      </w:r>
+      <w:r>
+        <w:t xml:space="preserve">：权重计算方法。</w:t>
       </w:r>
     </w:p>
     <w:p>
@@ -538,7 +556,7 @@
         <w:t xml:space="preserve">权重来源</w:t>
       </w:r>
       <w:r>
-        <w:t xml:space="preserve">：论文表 3。三类微地质单元的权重各不相同，且</w:t>
+        <w:t xml:space="preserve">：系统默认权重。三类微地质单元的权重各不相同，且</w:t>
       </w:r>
       <w:r>
         <w:rPr>
@@ -566,7 +584,7 @@
         <w:t xml:space="preserve">一致性检验</w:t>
       </w:r>
       <w:r>
-        <w:t xml:space="preserve">：论文要求 CR &lt; 0.1。若检验不通过，系统提示需要调整哪一项比较，避免手工反复试算。</w:t>
+        <w:t xml:space="preserve">：评价方法要求 CR &lt; 0.1。若检验不通过，系统提示需要调整哪一项比较，避免手工反复试算。</w:t>
       </w:r>
     </w:p>
     <w:p>
@@ -584,7 +602,7 @@
         <w:t xml:space="preserve">专家打分</w:t>
       </w:r>
       <w:r>
-        <w:t xml:space="preserve">：论文的权重由 10 位专家打分确定，系统支持多位专家分别录入后再汇总。</w:t>
+        <w:t xml:space="preserve">：评价方法的权重由 10 位专家打分确定，系统支持多位专家分别录入后再汇总。</w:t>
       </w:r>
     </w:p>
     <w:bookmarkEnd w:id="27"/>
@@ -617,10 +635,10 @@
           <w:bCs/>
           <w:b/>
         </w:rPr>
-        <w:t xml:space="preserve">基于</w:t>
-      </w:r>
-      <w:r>
-        <w:t xml:space="preserve">：论文表 5 的数据项。</w:t>
+        <w:t xml:space="preserve">依据</w:t>
+      </w:r>
+      <w:r>
+        <w:t xml:space="preserve">：示例案例的数据项。</w:t>
       </w:r>
     </w:p>
     <w:p>
@@ -671,10 +689,10 @@
           <w:bCs/>
           <w:b/>
         </w:rPr>
-        <w:t xml:space="preserve">基于</w:t>
-      </w:r>
-      <w:r>
-        <w:t xml:space="preserve">：论文式(8) 标准化方法、式(9) 加权合成、表 4 三级判定标准。</w:t>
+        <w:t xml:space="preserve">依据</w:t>
+      </w:r>
+      <w:r>
+        <w:t xml:space="preserve">：标准化公式、加权合成公式与三级判定标准。</w:t>
       </w:r>
     </w:p>
     <w:p>
@@ -692,7 +710,7 @@
         <w:t xml:space="preserve">标准化取值</w:t>
       </w:r>
       <w:r>
-        <w:t xml:space="preserve">：全部采用论文给定的理想极值，包括土石比 0.8、土层厚度 20 cm、pH 5~9、有机质 30 g/kg、重金属按《绿化种植土壤》IV 级最高值、植被覆盖度 75%、多样性 0.7、坡度以 25° 为分界、坡向按阳坡 0.2 / 阴阳坡 0.6 / 阴坡 1.0 赋值。</w:t>
+        <w:t xml:space="preserve">：全部采用评价方法给定的理想极值，包括土石比 0.8、土层厚度 20 cm、pH 5~9、有机质 30 g/kg、重金属按《绿化种植土壤》IV 级最高值、植被覆盖度 75%、多样性 0.7、坡度以 25° 为分界、坡向按阳坡 0.2 / 阴阳坡 0.6 / 阴坡 1.0 赋值。</w:t>
       </w:r>
     </w:p>
     <w:p>
@@ -748,7 +766,7 @@
         <w:t xml:space="preserve">不可调整的</w:t>
       </w:r>
       <w:r>
-        <w:t xml:space="preserve">：坡度以 25° 为界线性折减、坡向按三类离散赋值这类来自论文的</w:t>
+        <w:t xml:space="preserve">：坡度以 25° 为界线性折减、坡向按三类离散赋值这类评价方法规定的</w:t>
       </w:r>
       <w:r>
         <w:rPr>
@@ -809,10 +827,10 @@
           <w:bCs/>
           <w:b/>
         </w:rPr>
-        <w:t xml:space="preserve">基于</w:t>
-      </w:r>
-      <w:r>
-        <w:t xml:space="preserve">：论文表 4 的等级与措施、表 5 的结果表达方式。</w:t>
+        <w:t xml:space="preserve">依据</w:t>
+      </w:r>
+      <w:r>
+        <w:t xml:space="preserve">：适宜性等级划分表的等级与措施。</w:t>
       </w:r>
     </w:p>
     <w:p>
@@ -856,7 +874,7 @@
         <w:pStyle w:val="FirstParagraph"/>
       </w:pPr>
       <w:r>
-        <w:t xml:space="preserve">系统的操作顺序与论文 4.1 节的评价流程一致：</w:t>
+        <w:t xml:space="preserve">系统的操作顺序与评价流程的评价流程一致：</w:t>
       </w:r>
     </w:p>
     <w:p>
@@ -1306,7 +1324,7 @@
               <w:jc w:val="left"/>
             </w:pPr>
             <w:r>
-              <w:t xml:space="preserve">整理论文的指标、权重、标准化取值与判定阈值，形成算法规格</w:t>
+              <w:t xml:space="preserve">整理评价方法的指标、权重、标准化取值与判定阈值，形成算法规格</w:t>
             </w:r>
           </w:p>
         </w:tc>
@@ -1420,7 +1438,7 @@
               <w:jc w:val="left"/>
             </w:pPr>
             <w:r>
-              <w:t xml:space="preserve">功能测试，并以论文典型案例走通完整评价流程</w:t>
+              <w:t xml:space="preserve">功能测试，并以典型案例走通完整评价流程</w:t>
             </w:r>
           </w:p>
         </w:tc>

--- a/文档/软著功能计划.docx
+++ b/文档/软著功能计划.docx
@@ -340,7 +340,7 @@
         <w:pStyle w:val="FirstParagraph"/>
       </w:pPr>
       <w:r>
-        <w:t xml:space="preserve">收录内置的 11 项地方标准与政策文件，并把其中的判定条件整理成可执行的规则，支持比较同一指标在不同省份的阈值差异。</w:t>
+        <w:t xml:space="preserve">收录内置的 12 项地方标准与政策文件，并把其中的判定条件整理成可执行的规则，支持比较同一指标在不同省份的阈值差异。</w:t>
       </w:r>
     </w:p>
     <w:p>
@@ -358,7 +358,7 @@
         <w:t xml:space="preserve">收录范围</w:t>
       </w:r>
       <w:r>
-        <w:t xml:space="preserve">：辽宁、湖北、内蒙古、江西、宁夏 5 项地方标准，安徽、山东、湖南、新疆、广西、西藏 6 项政策文件。</w:t>
+        <w:t xml:space="preserve">：辽宁（2 项）、湖北、内蒙古、江西、宁夏 6 项地方标准，安徽、山东、湖南、新疆、广西、西藏 6 项政策文件，共 12 项。</w:t>
       </w:r>
     </w:p>
     <w:p>
@@ -502,7 +502,7 @@
         <w:t xml:space="preserve">说明</w:t>
       </w:r>
       <w:r>
-        <w:t xml:space="preserve">：面积占比即加权合成公式中的权重系数。示例案例中三类单元分别占 13.86%、62.95%、23.19%。</w:t>
+        <w:t xml:space="preserve">：面积占比即加权合成公式中的权重系数。示例案例中三类单元分别占平台 26.3%、碎石边坡 69.5%、岩质边坡 4.2%。</w:t>
       </w:r>
     </w:p>
     <w:bookmarkEnd w:id="26"/>

--- a/文档/软著功能计划.docx
+++ b/文档/软著功能计划.docx
@@ -174,7 +174,7 @@
         <w:t xml:space="preserve">系统的算法主体严格按评价方法实现</w:t>
       </w:r>
       <w:r>
-        <w:t xml:space="preserve">：判断矩阵构造与一致性检验、四类指标标准化、按微地质单元分别定权、面积加权合成、三级判定阈值、五项限制性条件一票否决，均按评价方法给定的公式、权重与理想取值落地。</w:t>
+        <w:t xml:space="preserve">：判断矩阵构造与一致性检验、四类指标标准化、按微地质单元分别定权、面积加权合成、三级判定阈值、四项限制性条件一票否决，均按评价方法给定的公式、权重与理想取值落地。</w:t>
       </w:r>
     </w:p>
     <w:p>
@@ -412,7 +412,7 @@
         <w:pStyle w:val="FirstParagraph"/>
       </w:pPr>
       <w:r>
-        <w:t xml:space="preserve">逐项判定矿山是否满足自然恢复的前提条件，共 5 项：政策约束、区位约束、土壤污染、地质灾害、耕地属性。任一项不满足，则判定为"人工辅助或生态重建"，不再进入后续计算。</w:t>
+        <w:t xml:space="preserve">逐项判定矿山是否满足自然恢复的前提条件，共 4 项：政策约束、区位约束、土壤污染、地质灾害。任一项不满足，则判定为"人工辅助或生态重建"，不再进入后续计算。</w:t>
       </w:r>
     </w:p>
     <w:p>
